--- a/testakten/nachehelicher-unterhalt-befristung-1578b-muenster/01_mandatsnotiz_erstgespraech.docx
+++ b/testakten/nachehelicher-unterhalt-befristung-1578b-muenster/01_mandatsnotiz_erstgespraech.docx
@@ -83,7 +83,7 @@
         <w:jc w:val="left"/>
       </w:pPr>
       <w:r>
-        <w:t>Vorrangiges Ziel ist die Abänderung des Vergleichs nach § 238 FamFG mit dem Antrag auf Herabsetzung und Befristung des nachehelichen Unterhalts nach § 1578b BGB. Hilfsweise möchte der Mandant prüfen lassen, ob wegen der neuen Lebensgemeinschaft eine Verwirkung nach § 1579 Nr. 2 BGB in Betracht kommt.</w:t>
+        <w:t>Vorrangiges Ziel ist die Abänderung des Vergleichs nach Paragraf 238 FamFG mit dem Antrag auf Herabsetzung und Befristung des nachehelichen Unterhalts nach Paragraf 1578b BGB. Hilfsweise möchte der Mandant prüfen lassen, ob wegen der neuen Lebensgemeinschaft eine Verwirkung nach Paragraf 1579 Nr. 2 BGB in Betracht kommt.</w:t>
       </w:r>
     </w:p>
     <w:p>
@@ -102,7 +102,7 @@
         <w:jc w:val="left"/>
       </w:pPr>
       <w:r>
-        <w:t>Eine Abänderung setzt eine wesentliche Veränderung der dem Vergleich zugrunde liegenden Verhältnisse voraus oder, soweit der Vergleich eine Befristung gerade offengelassen hat, dass über § 1578b BGB erstmals oder erneut entschieden werden kann. Entscheidend wird sein, ob und in welchem Umfang ehebedingte Nachteile fortwirken. Die behauptete neue Lebensgemeinschaft ist tatsächlich und in ihrer Verfestigung aufzuklären; sie kann sowohl für § 1578b BGB als auch für § 1579 Nr. 2 BGB bedeutsam sein.</w:t>
+        <w:t>Eine Abänderung setzt eine wesentliche Veränderung der dem Vergleich zugrunde liegenden Verhältnisse voraus oder, soweit der Vergleich eine Befristung gerade offengelassen hat, dass über Paragraf 1578b BGB erstmals oder erneut entschieden werden kann. Entscheidend wird sein, ob und in welchem Umfang ehebedingte Nachteile fortwirken. Die behauptete neue Lebensgemeinschaft ist tatsächlich und in ihrer Verfestigung aufzuklären; sie kann sowohl für Paragraf 1578b BGB als auch für Paragraf 1579 Nr. 2 BGB bedeutsam sein.</w:t>
       </w:r>
     </w:p>
     <w:p>
@@ -137,7 +137,7 @@
         <w:pStyle w:val="ListBullet"/>
       </w:pPr>
       <w:r>
-        <w:t>Aktuelle Einkommensauskunft beider Seiten nach § 1605 BGB</w:t>
+        <w:t>Aktuelle Einkommensauskunft beider Seiten nach Paragraf 1605 BGB</w:t>
       </w:r>
     </w:p>
     <w:p>
